--- a/benchmarks/osworld/results/agent_computer_sonnet5/00fa164e-2612-4439-992e-157d019a8436/run_1/awe_desk_env.docx
+++ b/benchmarks/osworld/results/agent_computer_sonnet5/00fa164e-2612-4439-992e-157d019a8436/run_1/awe_desk_env.docx
@@ -852,10 +852,7 @@
     </w:tbl>
     <w:p>
       <w:pPr>
-        <w:pStyle w:val="TextBody"/>
-        <w:bidi w:val="0"/>
-        <w:ind w:start="0" w:hanging="0"/>
-        <w:jc w:val="start"/>
+        <w:pStyle w:val="Normal"/>
         <w:rPr/>
       </w:pPr>
       <w:r>
